--- a/.docu/Algoritmes per trobar una ruta òptima/A Estrella/Necessitat d'A*.docx
+++ b/.docu/Algoritmes per trobar una ruta òptima/A Estrella/Necessitat d'A*.docx
@@ -12,7 +12,7 @@
         <w:rPr>
           <w:rFonts w:ascii="Arial" w:hAnsi="Arial" w:cs="Arial"/>
         </w:rPr>
-        <w:t xml:space="preserve">La mitjana de la proporció de nombre de vèrtexs entre nombre d’iteracions és aproximadament 0.0634. </w:t>
+        <w:t xml:space="preserve">La mitjana de la proporció de nombre de vèrtexs entre nombre d’iteracions és aproximadament 0.06. </w:t>
       </w:r>
     </w:p>
     <w:p>
